--- a/therapy-protocols/NonOp-Finger-Stiffness.docx
+++ b/therapy-protocols/NonOp-Finger-Stiffness.docx
@@ -4,7 +4,7 @@
   <w:body>
     <w:p>
       <w:pPr>
-        <w:spacing w:before="0" w:after="60" w:line="264" w:lineRule="exact"/>
+        <w:spacing w:before="0" w:after="60" w:line="269" w:lineRule="exact"/>
         <w:jc w:val="center"/>
       </w:pPr>
       <w:r>
@@ -13,12 +13,40 @@
           <w:i w:val="0"/>
           <w:sz w:val="24"/>
         </w:rPr>
-        <w:t>James D</w:t>
+        <w:t>FINGER STIFFNESS HOME EXERCISE PROGRAM</w:t>
       </w:r>
     </w:p>
     <w:p>
       <w:pPr>
-        <w:spacing w:before="0" w:after="40" w:line="198" w:lineRule="exact"/>
+        <w:spacing w:before="0" w:after="20" w:line="179" w:lineRule="exact"/>
+        <w:jc w:val="left"/>
+      </w:pPr>
+      <w:r>
+        <w:rPr>
+          <w:b w:val="0"/>
+          <w:i w:val="0"/>
+          <w:sz w:val="16"/>
+        </w:rPr>
+        <w:t>Name: _____________________  Diagnosis: _____________________  Date of Surgery: ____________</w:t>
+      </w:r>
+    </w:p>
+    <w:p>
+      <w:pPr>
+        <w:spacing w:before="0" w:after="60" w:line="179" w:lineRule="exact"/>
+        <w:jc w:val="left"/>
+      </w:pPr>
+      <w:r>
+        <w:rPr>
+          <w:b w:val="0"/>
+          <w:i w:val="0"/>
+          <w:sz w:val="16"/>
+        </w:rPr>
+        <w:t>Frequency: 2-3 times / week</w:t>
+      </w:r>
+    </w:p>
+    <w:p>
+      <w:pPr>
+        <w:spacing w:before="0" w:after="40" w:line="202" w:lineRule="exact"/>
         <w:jc w:val="left"/>
       </w:pPr>
       <w:r>
@@ -27,7 +55,399 @@
           <w:i w:val="0"/>
           <w:sz w:val="18"/>
         </w:rPr>
-        <w:t>Oosten, MD Finger Stiffness Home Exercise Program PLACEHOLDER - Protocol content to be added.</w:t>
+        <w:t>Finger stiffness is common after injury, fracture, or surgery. Consistent, gentle exercises performed frequently throughout the day are more effective than aggressive, infrequent stretching.</w:t>
+      </w:r>
+    </w:p>
+    <w:p>
+      <w:pPr>
+        <w:spacing w:before="0" w:after="40" w:line="202" w:lineRule="exact"/>
+        <w:jc w:val="left"/>
+      </w:pPr>
+      <w:r>
+        <w:rPr>
+          <w:b w:val="0"/>
+          <w:i w:val="0"/>
+          <w:sz w:val="18"/>
+        </w:rPr>
+        <w:t>Tendon Gliding Exercises (Perform each position, hold 5 seconds)</w:t>
+      </w:r>
+    </w:p>
+    <w:p>
+      <w:pPr>
+        <w:spacing w:before="0" w:after="40" w:line="202" w:lineRule="exact"/>
+        <w:jc w:val="left"/>
+      </w:pPr>
+      <w:r>
+        <w:rPr>
+          <w:b w:val="0"/>
+          <w:i w:val="0"/>
+          <w:sz w:val="18"/>
+        </w:rPr>
+        <w:t>Straight (table-top): MCP flexed, IP joints extended.</w:t>
+      </w:r>
+    </w:p>
+    <w:p>
+      <w:pPr>
+        <w:spacing w:before="0" w:after="40" w:line="202" w:lineRule="exact"/>
+        <w:jc w:val="left"/>
+      </w:pPr>
+      <w:r>
+        <w:rPr>
+          <w:b w:val="0"/>
+          <w:i w:val="0"/>
+          <w:sz w:val="18"/>
+        </w:rPr>
+        <w:t>Hook fist: MCP extended, PIP and DIP flexed.</w:t>
+      </w:r>
+    </w:p>
+    <w:p>
+      <w:pPr>
+        <w:spacing w:before="0" w:after="40" w:line="202" w:lineRule="exact"/>
+        <w:jc w:val="left"/>
+      </w:pPr>
+      <w:r>
+        <w:rPr>
+          <w:b w:val="0"/>
+          <w:i w:val="0"/>
+          <w:sz w:val="18"/>
+        </w:rPr>
+        <w:t>Full fist: All joints flexed.</w:t>
+      </w:r>
+    </w:p>
+    <w:p>
+      <w:pPr>
+        <w:spacing w:before="0" w:after="40" w:line="202" w:lineRule="exact"/>
+        <w:jc w:val="left"/>
+      </w:pPr>
+      <w:r>
+        <w:rPr>
+          <w:b w:val="0"/>
+          <w:i w:val="0"/>
+          <w:sz w:val="18"/>
+        </w:rPr>
+        <w:t>Straight fist: MCP and PIP flexed, DIP extended.</w:t>
+      </w:r>
+    </w:p>
+    <w:p>
+      <w:pPr>
+        <w:spacing w:before="0" w:after="40" w:line="202" w:lineRule="exact"/>
+        <w:jc w:val="left"/>
+      </w:pPr>
+      <w:r>
+        <w:rPr>
+          <w:b w:val="0"/>
+          <w:i w:val="0"/>
+          <w:sz w:val="18"/>
+        </w:rPr>
+        <w:t>Full extension: All joints straight.</w:t>
+      </w:r>
+    </w:p>
+    <w:p>
+      <w:pPr>
+        <w:spacing w:before="0" w:after="40" w:line="202" w:lineRule="exact"/>
+        <w:jc w:val="left"/>
+      </w:pPr>
+      <w:r>
+        <w:rPr>
+          <w:b w:val="0"/>
+          <w:i w:val="0"/>
+          <w:sz w:val="18"/>
+        </w:rPr>
+        <w:t>Perform 10 repetitions of the full sequence, 4-6 times daily.</w:t>
+      </w:r>
+    </w:p>
+    <w:p>
+      <w:pPr>
+        <w:spacing w:before="0" w:after="40" w:line="202" w:lineRule="exact"/>
+        <w:jc w:val="left"/>
+      </w:pPr>
+      <w:r>
+        <w:rPr>
+          <w:b w:val="0"/>
+          <w:i w:val="0"/>
+          <w:sz w:val="18"/>
+        </w:rPr>
+        <w:t>Passive Range of Motion</w:t>
+      </w:r>
+    </w:p>
+    <w:p>
+      <w:pPr>
+        <w:spacing w:before="0" w:after="40" w:line="202" w:lineRule="exact"/>
+        <w:jc w:val="left"/>
+      </w:pPr>
+      <w:r>
+        <w:rPr>
+          <w:b w:val="0"/>
+          <w:i w:val="0"/>
+          <w:sz w:val="18"/>
+        </w:rPr>
+        <w:t>Using the opposite hand, gently bend and straighten each stiff finger joint.</w:t>
+      </w:r>
+    </w:p>
+    <w:p>
+      <w:pPr>
+        <w:spacing w:before="0" w:after="40" w:line="202" w:lineRule="exact"/>
+        <w:jc w:val="left"/>
+      </w:pPr>
+      <w:r>
+        <w:rPr>
+          <w:b w:val="0"/>
+          <w:i w:val="0"/>
+          <w:sz w:val="18"/>
+        </w:rPr>
+        <w:t>Hold stretches for 15-30 seconds.</w:t>
+      </w:r>
+    </w:p>
+    <w:p>
+      <w:pPr>
+        <w:spacing w:before="0" w:after="40" w:line="202" w:lineRule="exact"/>
+        <w:jc w:val="left"/>
+      </w:pPr>
+      <w:r>
+        <w:rPr>
+          <w:b w:val="0"/>
+          <w:i w:val="0"/>
+          <w:sz w:val="18"/>
+        </w:rPr>
+        <w:t>Focus on the stiffest joint first.</w:t>
+      </w:r>
+    </w:p>
+    <w:p>
+      <w:pPr>
+        <w:spacing w:before="0" w:after="40" w:line="202" w:lineRule="exact"/>
+        <w:jc w:val="left"/>
+      </w:pPr>
+      <w:r>
+        <w:rPr>
+          <w:b w:val="0"/>
+          <w:i w:val="0"/>
+          <w:sz w:val="18"/>
+        </w:rPr>
+        <w:t>Blocking Exercises</w:t>
+      </w:r>
+    </w:p>
+    <w:p>
+      <w:pPr>
+        <w:spacing w:before="0" w:after="40" w:line="202" w:lineRule="exact"/>
+        <w:jc w:val="left"/>
+      </w:pPr>
+      <w:r>
+        <w:rPr>
+          <w:b w:val="0"/>
+          <w:i w:val="0"/>
+          <w:sz w:val="18"/>
+        </w:rPr>
+        <w:t>Stabilize one joint with the opposite hand while actively bending the next joint.</w:t>
+      </w:r>
+    </w:p>
+    <w:p>
+      <w:pPr>
+        <w:spacing w:before="0" w:after="40" w:line="202" w:lineRule="exact"/>
+        <w:jc w:val="left"/>
+      </w:pPr>
+      <w:r>
+        <w:rPr>
+          <w:b w:val="0"/>
+          <w:i w:val="0"/>
+          <w:sz w:val="18"/>
+        </w:rPr>
+        <w:t>MCP blocking: Hold MCP straight, bend PIP.</w:t>
+      </w:r>
+    </w:p>
+    <w:p>
+      <w:pPr>
+        <w:spacing w:before="0" w:after="40" w:line="202" w:lineRule="exact"/>
+        <w:jc w:val="left"/>
+      </w:pPr>
+      <w:r>
+        <w:rPr>
+          <w:b w:val="0"/>
+          <w:i w:val="0"/>
+          <w:sz w:val="18"/>
+        </w:rPr>
+        <w:t>PIP blocking: Hold PIP straight, bend DIP.</w:t>
+      </w:r>
+    </w:p>
+    <w:p>
+      <w:pPr>
+        <w:spacing w:before="0" w:after="40" w:line="202" w:lineRule="exact"/>
+        <w:jc w:val="left"/>
+      </w:pPr>
+      <w:r>
+        <w:rPr>
+          <w:b w:val="0"/>
+          <w:i w:val="0"/>
+          <w:sz w:val="18"/>
+        </w:rPr>
+        <w:t>10 reps each, 4-6 times daily.</w:t>
+      </w:r>
+    </w:p>
+    <w:p>
+      <w:pPr>
+        <w:spacing w:before="0" w:after="40" w:line="202" w:lineRule="exact"/>
+        <w:jc w:val="left"/>
+      </w:pPr>
+      <w:r>
+        <w:rPr>
+          <w:b w:val="0"/>
+          <w:i w:val="0"/>
+          <w:sz w:val="18"/>
+        </w:rPr>
+        <w:t>Edema Management</w:t>
+      </w:r>
+    </w:p>
+    <w:p>
+      <w:pPr>
+        <w:spacing w:before="0" w:after="40" w:line="202" w:lineRule="exact"/>
+        <w:jc w:val="left"/>
+      </w:pPr>
+      <w:r>
+        <w:rPr>
+          <w:b w:val="0"/>
+          <w:i w:val="0"/>
+          <w:sz w:val="18"/>
+        </w:rPr>
+        <w:t>Elevate hand above heart level when resting.</w:t>
+      </w:r>
+    </w:p>
+    <w:p>
+      <w:pPr>
+        <w:spacing w:before="0" w:after="40" w:line="202" w:lineRule="exact"/>
+        <w:jc w:val="left"/>
+      </w:pPr>
+      <w:r>
+        <w:rPr>
+          <w:b w:val="0"/>
+          <w:i w:val="0"/>
+          <w:sz w:val="18"/>
+        </w:rPr>
+        <w:t>Retrograde massage: Stroke from fingertip toward palm firmly, 5 minutes.</w:t>
+      </w:r>
+    </w:p>
+    <w:p>
+      <w:pPr>
+        <w:spacing w:before="0" w:after="40" w:line="202" w:lineRule="exact"/>
+        <w:jc w:val="left"/>
+      </w:pPr>
+      <w:r>
+        <w:rPr>
+          <w:b w:val="0"/>
+          <w:i w:val="0"/>
+          <w:sz w:val="18"/>
+        </w:rPr>
+        <w:t>Coban wrap: Wrap finger snugly from tip to base for 10-15 minutes.</w:t>
+      </w:r>
+    </w:p>
+    <w:p>
+      <w:pPr>
+        <w:spacing w:before="0" w:after="40" w:line="202" w:lineRule="exact"/>
+        <w:jc w:val="left"/>
+      </w:pPr>
+      <w:r>
+        <w:rPr>
+          <w:b w:val="0"/>
+          <w:i w:val="0"/>
+          <w:sz w:val="18"/>
+        </w:rPr>
+        <w:t>Active pumping: Open and close fist 20 times.</w:t>
+      </w:r>
+    </w:p>
+    <w:p>
+      <w:pPr>
+        <w:spacing w:before="0" w:after="40" w:line="202" w:lineRule="exact"/>
+        <w:jc w:val="left"/>
+      </w:pPr>
+      <w:r>
+        <w:rPr>
+          <w:b w:val="0"/>
+          <w:i w:val="0"/>
+          <w:sz w:val="18"/>
+        </w:rPr>
+        <w:t>Important Notes</w:t>
+      </w:r>
+    </w:p>
+    <w:p>
+      <w:pPr>
+        <w:spacing w:before="0" w:after="40" w:line="202" w:lineRule="exact"/>
+        <w:jc w:val="left"/>
+      </w:pPr>
+      <w:r>
+        <w:rPr>
+          <w:b w:val="0"/>
+          <w:i w:val="0"/>
+          <w:sz w:val="18"/>
+        </w:rPr>
+        <w:t>Heat before exercises (warm water soak for 10 minutes).</w:t>
+      </w:r>
+    </w:p>
+    <w:p>
+      <w:pPr>
+        <w:spacing w:before="0" w:after="40" w:line="202" w:lineRule="exact"/>
+        <w:jc w:val="left"/>
+      </w:pPr>
+      <w:r>
+        <w:rPr>
+          <w:b w:val="0"/>
+          <w:i w:val="0"/>
+          <w:sz w:val="18"/>
+        </w:rPr>
+        <w:t>Ice after exercises if swelling increases.</w:t>
+      </w:r>
+    </w:p>
+    <w:p>
+      <w:pPr>
+        <w:spacing w:before="0" w:after="40" w:line="202" w:lineRule="exact"/>
+        <w:jc w:val="left"/>
+      </w:pPr>
+      <w:r>
+        <w:rPr>
+          <w:b w:val="0"/>
+          <w:i w:val="0"/>
+          <w:sz w:val="18"/>
+        </w:rPr>
+        <w:t>Avoid forceful passive stretching — this can worsen stiffness and cause more swelling.</w:t>
+      </w:r>
+    </w:p>
+    <w:p>
+      <w:pPr>
+        <w:spacing w:before="0" w:after="40" w:line="202" w:lineRule="exact"/>
+        <w:jc w:val="left"/>
+      </w:pPr>
+      <w:r>
+        <w:rPr>
+          <w:b w:val="0"/>
+          <w:i w:val="0"/>
+          <w:sz w:val="18"/>
+        </w:rPr>
+        <w:t>Consistency is more important than intensity.</w:t>
+      </w:r>
+    </w:p>
+    <w:p>
+      <w:pPr>
+        <w:spacing w:before="60" w:after="0" w:line="134" w:lineRule="exact"/>
+        <w:jc w:val="left"/>
+      </w:pPr>
+      <w:r>
+        <w:rPr>
+          <w:b w:val="0"/>
+          <w:i/>
+          <w:sz w:val="12"/>
+        </w:rPr>
+        <w:t>Primary Reference: Colditz JC. Therapist's management of the stiff hand. In: Skirven TM et al., eds. Rehabilitation of the Hand and Upper Extremity, 7th ed. Elsevier, 2021.</w:t>
+      </w:r>
+    </w:p>
+    <w:p>
+      <w:pPr>
+        <w:spacing w:before="80" w:after="0" w:line="179" w:lineRule="exact"/>
+        <w:jc w:val="left"/>
+      </w:pPr>
+      <w:r>
+        <w:rPr>
+          <w:b w:val="0"/>
+          <w:i w:val="0"/>
+          <w:sz w:val="16"/>
+        </w:rPr>
+        <w:t>Signature: _____________________________   Date: ______________</w:t>
       </w:r>
     </w:p>
     <w:sectPr>
